--- a/docs/Benkas_QuickRef_Gate_Security.docx
+++ b/docs/Benkas_QuickRef_Gate_Security.docx
@@ -38,7 +38,7 @@
         <w:rPr>
           <w:sz w:val="24"/>
         </w:rPr>
-        <w:t>Scan card → check the PHOTO matches the person → tap 📸 Snap &amp; Log IN.</w:t>
+        <w:t>Scan card → check PHOTO matches → pick/confirm section → 📸 Snap &amp; Log IN → 🖨 Print Slip.</w:t>
       </w:r>
     </w:p>
     <w:p>
@@ -54,6 +54,21 @@
           <w:sz w:val="24"/>
         </w:rPr>
         <w:t>Person leaves → scan same card → 'OUT RECORDED'. Done.</w:t>
+      </w:r>
+    </w:p>
+    <w:p>
+      <w:r>
+        <w:rPr>
+          <w:b/>
+          <w:sz w:val="26"/>
+        </w:rPr>
+        <w:t xml:space="preserve">NO CARD  </w:t>
+      </w:r>
+      <w:r>
+        <w:rPr>
+          <w:sz w:val="24"/>
+        </w:rPr>
+        <w:t>Tap 'Temp Pass' → name + section (or pick lost-card person) → print Temp Slip. Works today only.</w:t>
       </w:r>
     </w:p>
     <w:p>
@@ -113,7 +128,7 @@
         <w:rPr>
           <w:sz w:val="24"/>
         </w:rPr>
-        <w:t>Log tools IN. At exit, quantities must match or it flags Mismatch — hold &amp; call Incharge.</w:t>
+        <w:t>Tap 'Tools In' → list items → print Tools Slip. At exit scan it, tick qty out. Mismatch = hold &amp; call Incharge.</w:t>
       </w:r>
     </w:p>
     <w:p/>
@@ -125,18 +140,15 @@
         <w:t xml:space="preserve">RED SCREEN = STOP. </w:t>
       </w:r>
       <w:r>
-        <w:t>ENTRY BLOCKED = deactivated card, refuse. NOT APPROVED = no exit.</w:t>
+        <w:t>ENTRY BLOCKED = deactivated card, refuse. NOT APPROVED = no exit. EXPIRED TEMP SLIP = yesterday's slip, issue a new one.</w:t>
       </w:r>
     </w:p>
     <w:p>
       <w:r>
         <w:rPr>
-          <w:b/>
+          <w:i/>
         </w:rPr>
-        <w:t xml:space="preserve">No card? </w:t>
-      </w:r>
-      <w:r>
-        <w:t>Send to the Project Manager to register. Never let unregistered people in.</w:t>
+        <w:t>Every scan shows a big banner with photo + what happened + a Print button, and adds to the Recent Activity list. It stays until your next scan.</w:t>
       </w:r>
     </w:p>
     <w:sectPr>
